--- a/tillsyn/A 6752-2025 tillsynsbegäran.docx
+++ b/tillsyn/A 6752-2025 tillsynsbegäran.docx
@@ -472,7 +472,7 @@
     <w:r>
       <w:tab/>
       <w:tab/>
-      <w:t>2025-02-13</w:t>
+      <w:t>2025-02-14</w:t>
       <w:br/>
       <w:br/>
     </w:r>

--- a/tillsyn/A 6752-2025 tillsynsbegäran.docx
+++ b/tillsyn/A 6752-2025 tillsynsbegäran.docx
@@ -472,7 +472,7 @@
     <w:r>
       <w:tab/>
       <w:tab/>
-      <w:t>2025-02-14</w:t>
+      <w:t>2025-02-15</w:t>
       <w:br/>
       <w:br/>
     </w:r>

--- a/tillsyn/A 6752-2025 tillsynsbegäran.docx
+++ b/tillsyn/A 6752-2025 tillsynsbegäran.docx
@@ -472,7 +472,7 @@
     <w:r>
       <w:tab/>
       <w:tab/>
-      <w:t>2025-02-15</w:t>
+      <w:t>2025-02-16</w:t>
       <w:br/>
       <w:br/>
     </w:r>

--- a/tillsyn/A 6752-2025 tillsynsbegäran.docx
+++ b/tillsyn/A 6752-2025 tillsynsbegäran.docx
@@ -472,7 +472,7 @@
     <w:r>
       <w:tab/>
       <w:tab/>
-      <w:t>2025-02-16</w:t>
+      <w:t>2025-02-17</w:t>
       <w:br/>
       <w:br/>
     </w:r>

--- a/tillsyn/A 6752-2025 tillsynsbegäran.docx
+++ b/tillsyn/A 6752-2025 tillsynsbegäran.docx
@@ -472,7 +472,7 @@
     <w:r>
       <w:tab/>
       <w:tab/>
-      <w:t>2025-02-17</w:t>
+      <w:t>2025-02-18</w:t>
       <w:br/>
       <w:br/>
     </w:r>

--- a/tillsyn/A 6752-2025 tillsynsbegäran.docx
+++ b/tillsyn/A 6752-2025 tillsynsbegäran.docx
@@ -472,7 +472,7 @@
     <w:r>
       <w:tab/>
       <w:tab/>
-      <w:t>2025-02-18</w:t>
+      <w:t>2025-02-19</w:t>
       <w:br/>
       <w:br/>
     </w:r>

--- a/tillsyn/A 6752-2025 tillsynsbegäran.docx
+++ b/tillsyn/A 6752-2025 tillsynsbegäran.docx
@@ -472,7 +472,7 @@
     <w:r>
       <w:tab/>
       <w:tab/>
-      <w:t>2025-02-19</w:t>
+      <w:t>2025-02-20</w:t>
       <w:br/>
       <w:br/>
     </w:r>

--- a/tillsyn/A 6752-2025 tillsynsbegäran.docx
+++ b/tillsyn/A 6752-2025 tillsynsbegäran.docx
@@ -472,7 +472,7 @@
     <w:r>
       <w:tab/>
       <w:tab/>
-      <w:t>2025-02-20</w:t>
+      <w:t>2025-02-21</w:t>
       <w:br/>
       <w:br/>
     </w:r>

--- a/tillsyn/A 6752-2025 tillsynsbegäran.docx
+++ b/tillsyn/A 6752-2025 tillsynsbegäran.docx
@@ -472,7 +472,7 @@
     <w:r>
       <w:tab/>
       <w:tab/>
-      <w:t>2025-02-21</w:t>
+      <w:t>2025-02-22</w:t>
       <w:br/>
       <w:br/>
     </w:r>

--- a/tillsyn/A 6752-2025 tillsynsbegäran.docx
+++ b/tillsyn/A 6752-2025 tillsynsbegäran.docx
@@ -472,7 +472,7 @@
     <w:r>
       <w:tab/>
       <w:tab/>
-      <w:t>2025-02-22</w:t>
+      <w:t>2025-02-23</w:t>
       <w:br/>
       <w:br/>
     </w:r>

--- a/tillsyn/A 6752-2025 tillsynsbegäran.docx
+++ b/tillsyn/A 6752-2025 tillsynsbegäran.docx
@@ -472,7 +472,7 @@
     <w:r>
       <w:tab/>
       <w:tab/>
-      <w:t>2025-02-23</w:t>
+      <w:t>2025-02-24</w:t>
       <w:br/>
       <w:br/>
     </w:r>

--- a/tillsyn/A 6752-2025 tillsynsbegäran.docx
+++ b/tillsyn/A 6752-2025 tillsynsbegäran.docx
@@ -472,7 +472,7 @@
     <w:r>
       <w:tab/>
       <w:tab/>
-      <w:t>2025-02-24</w:t>
+      <w:t>2025-02-25</w:t>
       <w:br/>
       <w:br/>
     </w:r>

--- a/tillsyn/A 6752-2025 tillsynsbegäran.docx
+++ b/tillsyn/A 6752-2025 tillsynsbegäran.docx
@@ -472,7 +472,7 @@
     <w:r>
       <w:tab/>
       <w:tab/>
-      <w:t>2025-03-02</w:t>
+      <w:t>2025-03-03</w:t>
       <w:br/>
       <w:br/>
     </w:r>

--- a/tillsyn/A 6752-2025 tillsynsbegäran.docx
+++ b/tillsyn/A 6752-2025 tillsynsbegäran.docx
@@ -472,7 +472,7 @@
     <w:r>
       <w:tab/>
       <w:tab/>
-      <w:t>2025-03-03</w:t>
+      <w:t>2025-03-04</w:t>
       <w:br/>
       <w:br/>
     </w:r>

--- a/tillsyn/A 6752-2025 tillsynsbegäran.docx
+++ b/tillsyn/A 6752-2025 tillsynsbegäran.docx
@@ -472,7 +472,7 @@
     <w:r>
       <w:tab/>
       <w:tab/>
-      <w:t>2025-03-04</w:t>
+      <w:t>2025-03-05</w:t>
       <w:br/>
       <w:br/>
     </w:r>

--- a/tillsyn/A 6752-2025 tillsynsbegäran.docx
+++ b/tillsyn/A 6752-2025 tillsynsbegäran.docx
@@ -472,7 +472,7 @@
     <w:r>
       <w:tab/>
       <w:tab/>
-      <w:t>2025-03-05</w:t>
+      <w:t>2025-03-06</w:t>
       <w:br/>
       <w:br/>
     </w:r>

--- a/tillsyn/A 6752-2025 tillsynsbegäran.docx
+++ b/tillsyn/A 6752-2025 tillsynsbegäran.docx
@@ -472,7 +472,7 @@
     <w:r>
       <w:tab/>
       <w:tab/>
-      <w:t>2025-03-06</w:t>
+      <w:t>2025-03-07</w:t>
       <w:br/>
       <w:br/>
     </w:r>

--- a/tillsyn/A 6752-2025 tillsynsbegäran.docx
+++ b/tillsyn/A 6752-2025 tillsynsbegäran.docx
@@ -472,7 +472,7 @@
     <w:r>
       <w:tab/>
       <w:tab/>
-      <w:t>2025-03-07</w:t>
+      <w:t>2025-03-08</w:t>
       <w:br/>
       <w:br/>
     </w:r>

--- a/tillsyn/A 6752-2025 tillsynsbegäran.docx
+++ b/tillsyn/A 6752-2025 tillsynsbegäran.docx
@@ -472,7 +472,7 @@
     <w:r>
       <w:tab/>
       <w:tab/>
-      <w:t>2025-03-08</w:t>
+      <w:t>2025-03-09</w:t>
       <w:br/>
       <w:br/>
     </w:r>

--- a/tillsyn/A 6752-2025 tillsynsbegäran.docx
+++ b/tillsyn/A 6752-2025 tillsynsbegäran.docx
@@ -472,7 +472,7 @@
     <w:r>
       <w:tab/>
       <w:tab/>
-      <w:t>2025-03-09</w:t>
+      <w:t>2025-03-10</w:t>
       <w:br/>
       <w:br/>
     </w:r>

--- a/tillsyn/A 6752-2025 tillsynsbegäran.docx
+++ b/tillsyn/A 6752-2025 tillsynsbegäran.docx
@@ -472,7 +472,7 @@
     <w:r>
       <w:tab/>
       <w:tab/>
-      <w:t>2025-03-10</w:t>
+      <w:t>2025-03-11</w:t>
       <w:br/>
       <w:br/>
     </w:r>

--- a/tillsyn/A 6752-2025 tillsynsbegäran.docx
+++ b/tillsyn/A 6752-2025 tillsynsbegäran.docx
@@ -472,7 +472,7 @@
     <w:r>
       <w:tab/>
       <w:tab/>
-      <w:t>2025-03-11</w:t>
+      <w:t>2025-03-12</w:t>
       <w:br/>
       <w:br/>
     </w:r>

--- a/tillsyn/A 6752-2025 tillsynsbegäran.docx
+++ b/tillsyn/A 6752-2025 tillsynsbegäran.docx
@@ -472,7 +472,7 @@
     <w:r>
       <w:tab/>
       <w:tab/>
-      <w:t>2025-03-12</w:t>
+      <w:t>2025-03-13</w:t>
       <w:br/>
       <w:br/>
     </w:r>

--- a/tillsyn/A 6752-2025 tillsynsbegäran.docx
+++ b/tillsyn/A 6752-2025 tillsynsbegäran.docx
@@ -472,7 +472,7 @@
     <w:r>
       <w:tab/>
       <w:tab/>
-      <w:t>2025-03-13</w:t>
+      <w:t>2025-03-14</w:t>
       <w:br/>
       <w:br/>
     </w:r>

--- a/tillsyn/A 6752-2025 tillsynsbegäran.docx
+++ b/tillsyn/A 6752-2025 tillsynsbegäran.docx
@@ -472,7 +472,7 @@
     <w:r>
       <w:tab/>
       <w:tab/>
-      <w:t>2025-03-14</w:t>
+      <w:t>2025-03-15</w:t>
       <w:br/>
       <w:br/>
     </w:r>

--- a/tillsyn/A 6752-2025 tillsynsbegäran.docx
+++ b/tillsyn/A 6752-2025 tillsynsbegäran.docx
@@ -472,7 +472,7 @@
     <w:r>
       <w:tab/>
       <w:tab/>
-      <w:t>2025-03-15</w:t>
+      <w:t>2025-03-16</w:t>
       <w:br/>
       <w:br/>
     </w:r>

--- a/tillsyn/A 6752-2025 tillsynsbegäran.docx
+++ b/tillsyn/A 6752-2025 tillsynsbegäran.docx
@@ -472,7 +472,7 @@
     <w:r>
       <w:tab/>
       <w:tab/>
-      <w:t>2025-03-16</w:t>
+      <w:t>2025-03-17</w:t>
       <w:br/>
       <w:br/>
     </w:r>

--- a/tillsyn/A 6752-2025 tillsynsbegäran.docx
+++ b/tillsyn/A 6752-2025 tillsynsbegäran.docx
@@ -472,7 +472,7 @@
     <w:r>
       <w:tab/>
       <w:tab/>
-      <w:t>2025-03-17</w:t>
+      <w:t>2025-03-18</w:t>
       <w:br/>
       <w:br/>
     </w:r>

--- a/tillsyn/A 6752-2025 tillsynsbegäran.docx
+++ b/tillsyn/A 6752-2025 tillsynsbegäran.docx
@@ -472,7 +472,7 @@
     <w:r>
       <w:tab/>
       <w:tab/>
-      <w:t>2025-03-18</w:t>
+      <w:t>2025-03-19</w:t>
       <w:br/>
       <w:br/>
     </w:r>

--- a/tillsyn/A 6752-2025 tillsynsbegäran.docx
+++ b/tillsyn/A 6752-2025 tillsynsbegäran.docx
@@ -472,7 +472,7 @@
     <w:r>
       <w:tab/>
       <w:tab/>
-      <w:t>2025-03-19</w:t>
+      <w:t>2025-03-20</w:t>
       <w:br/>
       <w:br/>
     </w:r>

--- a/tillsyn/A 6752-2025 tillsynsbegäran.docx
+++ b/tillsyn/A 6752-2025 tillsynsbegäran.docx
@@ -472,7 +472,7 @@
     <w:r>
       <w:tab/>
       <w:tab/>
-      <w:t>2025-03-20</w:t>
+      <w:t>2025-03-21</w:t>
       <w:br/>
       <w:br/>
     </w:r>

--- a/tillsyn/A 6752-2025 tillsynsbegäran.docx
+++ b/tillsyn/A 6752-2025 tillsynsbegäran.docx
@@ -472,7 +472,7 @@
     <w:r>
       <w:tab/>
       <w:tab/>
-      <w:t>2025-03-21</w:t>
+      <w:t>2025-03-22</w:t>
       <w:br/>
       <w:br/>
     </w:r>

--- a/tillsyn/A 6752-2025 tillsynsbegäran.docx
+++ b/tillsyn/A 6752-2025 tillsynsbegäran.docx
@@ -472,7 +472,7 @@
     <w:r>
       <w:tab/>
       <w:tab/>
-      <w:t>2025-03-22</w:t>
+      <w:t>2025-03-23</w:t>
       <w:br/>
       <w:br/>
     </w:r>

--- a/tillsyn/A 6752-2025 tillsynsbegäran.docx
+++ b/tillsyn/A 6752-2025 tillsynsbegäran.docx
@@ -472,7 +472,7 @@
     <w:r>
       <w:tab/>
       <w:tab/>
-      <w:t>2025-03-23</w:t>
+      <w:t>2025-03-24</w:t>
       <w:br/>
       <w:br/>
     </w:r>

--- a/tillsyn/A 6752-2025 tillsynsbegäran.docx
+++ b/tillsyn/A 6752-2025 tillsynsbegäran.docx
@@ -472,7 +472,7 @@
     <w:r>
       <w:tab/>
       <w:tab/>
-      <w:t>2025-03-24</w:t>
+      <w:t>2025-03-25</w:t>
       <w:br/>
       <w:br/>
     </w:r>

--- a/tillsyn/A 6752-2025 tillsynsbegäran.docx
+++ b/tillsyn/A 6752-2025 tillsynsbegäran.docx
@@ -472,7 +472,7 @@
     <w:r>
       <w:tab/>
       <w:tab/>
-      <w:t>2025-03-25</w:t>
+      <w:t>2025-03-26</w:t>
       <w:br/>
       <w:br/>
     </w:r>

--- a/tillsyn/A 6752-2025 tillsynsbegäran.docx
+++ b/tillsyn/A 6752-2025 tillsynsbegäran.docx
@@ -472,7 +472,7 @@
     <w:r>
       <w:tab/>
       <w:tab/>
-      <w:t>2025-03-26</w:t>
+      <w:t>2025-03-27</w:t>
       <w:br/>
       <w:br/>
     </w:r>

--- a/tillsyn/A 6752-2025 tillsynsbegäran.docx
+++ b/tillsyn/A 6752-2025 tillsynsbegäran.docx
@@ -472,7 +472,7 @@
     <w:r>
       <w:tab/>
       <w:tab/>
-      <w:t>2025-03-27</w:t>
+      <w:t>2025-03-28</w:t>
       <w:br/>
       <w:br/>
     </w:r>

--- a/tillsyn/A 6752-2025 tillsynsbegäran.docx
+++ b/tillsyn/A 6752-2025 tillsynsbegäran.docx
@@ -472,7 +472,7 @@
     <w:r>
       <w:tab/>
       <w:tab/>
-      <w:t>2025-04-02</w:t>
+      <w:t>2025-04-03</w:t>
       <w:br/>
       <w:br/>
     </w:r>

--- a/tillsyn/A 6752-2025 tillsynsbegäran.docx
+++ b/tillsyn/A 6752-2025 tillsynsbegäran.docx
@@ -472,7 +472,7 @@
     <w:r>
       <w:tab/>
       <w:tab/>
-      <w:t>2025-04-03</w:t>
+      <w:t>2025-04-05</w:t>
       <w:br/>
       <w:br/>
     </w:r>

--- a/tillsyn/A 6752-2025 tillsynsbegäran.docx
+++ b/tillsyn/A 6752-2025 tillsynsbegäran.docx
@@ -472,7 +472,7 @@
     <w:r>
       <w:tab/>
       <w:tab/>
-      <w:t>2025-04-05</w:t>
+      <w:t>2025-04-06</w:t>
       <w:br/>
       <w:br/>
     </w:r>

--- a/tillsyn/A 6752-2025 tillsynsbegäran.docx
+++ b/tillsyn/A 6752-2025 tillsynsbegäran.docx
@@ -472,7 +472,7 @@
     <w:r>
       <w:tab/>
       <w:tab/>
-      <w:t>2025-04-06</w:t>
+      <w:t>2025-04-07</w:t>
       <w:br/>
       <w:br/>
     </w:r>

--- a/tillsyn/A 6752-2025 tillsynsbegäran.docx
+++ b/tillsyn/A 6752-2025 tillsynsbegäran.docx
@@ -472,7 +472,7 @@
     <w:r>
       <w:tab/>
       <w:tab/>
-      <w:t>2025-04-07</w:t>
+      <w:t>2025-04-08</w:t>
       <w:br/>
       <w:br/>
     </w:r>

--- a/tillsyn/A 6752-2025 tillsynsbegäran.docx
+++ b/tillsyn/A 6752-2025 tillsynsbegäran.docx
@@ -472,7 +472,7 @@
     <w:r>
       <w:tab/>
       <w:tab/>
-      <w:t>2025-04-08</w:t>
+      <w:t>2025-04-09</w:t>
       <w:br/>
       <w:br/>
     </w:r>

--- a/tillsyn/A 6752-2025 tillsynsbegäran.docx
+++ b/tillsyn/A 6752-2025 tillsynsbegäran.docx
@@ -285,7 +285,7 @@
         <w:t xml:space="preserve">Level and pattern of overstory retention interact to shape long-term responses of understories to timber harvest. </w:t>
       </w:r>
       <w:r>
-        <w:t xml:space="preserve">Ecological Applications, 22, 2049–2064 </w:t>
+        <w:t>Ecological Applications, 22, 2049–2064</w:t>
       </w:r>
     </w:p>
     <w:p>
@@ -472,7 +472,7 @@
     <w:r>
       <w:tab/>
       <w:tab/>
-      <w:t>2025-04-09</w:t>
+      <w:t>2025-04-10</w:t>
       <w:br/>
       <w:br/>
     </w:r>

--- a/tillsyn/A 6752-2025 tillsynsbegäran.docx
+++ b/tillsyn/A 6752-2025 tillsynsbegäran.docx
@@ -472,7 +472,7 @@
     <w:r>
       <w:tab/>
       <w:tab/>
-      <w:t>2025-04-10</w:t>
+      <w:t>2025-04-11</w:t>
       <w:br/>
       <w:br/>
     </w:r>

--- a/tillsyn/A 6752-2025 tillsynsbegäran.docx
+++ b/tillsyn/A 6752-2025 tillsynsbegäran.docx
@@ -472,7 +472,7 @@
     <w:r>
       <w:tab/>
       <w:tab/>
-      <w:t>2025-04-11</w:t>
+      <w:t>2025-04-12</w:t>
       <w:br/>
       <w:br/>
     </w:r>

--- a/tillsyn/A 6752-2025 tillsynsbegäran.docx
+++ b/tillsyn/A 6752-2025 tillsynsbegäran.docx
@@ -472,7 +472,7 @@
     <w:r>
       <w:tab/>
       <w:tab/>
-      <w:t>2025-04-12</w:t>
+      <w:t>2025-04-13</w:t>
       <w:br/>
       <w:br/>
     </w:r>

--- a/tillsyn/A 6752-2025 tillsynsbegäran.docx
+++ b/tillsyn/A 6752-2025 tillsynsbegäran.docx
@@ -472,7 +472,7 @@
     <w:r>
       <w:tab/>
       <w:tab/>
-      <w:t>2025-04-13</w:t>
+      <w:t>2025-04-14</w:t>
       <w:br/>
       <w:br/>
     </w:r>

--- a/tillsyn/A 6752-2025 tillsynsbegäran.docx
+++ b/tillsyn/A 6752-2025 tillsynsbegäran.docx
@@ -472,7 +472,7 @@
     <w:r>
       <w:tab/>
       <w:tab/>
-      <w:t>2025-04-14</w:t>
+      <w:t>2025-04-15</w:t>
       <w:br/>
       <w:br/>
     </w:r>

--- a/tillsyn/A 6752-2025 tillsynsbegäran.docx
+++ b/tillsyn/A 6752-2025 tillsynsbegäran.docx
@@ -472,7 +472,7 @@
     <w:r>
       <w:tab/>
       <w:tab/>
-      <w:t>2025-04-15</w:t>
+      <w:t>2025-04-16</w:t>
       <w:br/>
       <w:br/>
     </w:r>

--- a/tillsyn/A 6752-2025 tillsynsbegäran.docx
+++ b/tillsyn/A 6752-2025 tillsynsbegäran.docx
@@ -472,7 +472,7 @@
     <w:r>
       <w:tab/>
       <w:tab/>
-      <w:t>2025-04-16</w:t>
+      <w:t>2025-04-17</w:t>
       <w:br/>
       <w:br/>
     </w:r>

--- a/tillsyn/A 6752-2025 tillsynsbegäran.docx
+++ b/tillsyn/A 6752-2025 tillsynsbegäran.docx
@@ -472,7 +472,7 @@
     <w:r>
       <w:tab/>
       <w:tab/>
-      <w:t>2025-04-17</w:t>
+      <w:t>2025-04-18</w:t>
       <w:br/>
       <w:br/>
     </w:r>

--- a/tillsyn/A 6752-2025 tillsynsbegäran.docx
+++ b/tillsyn/A 6752-2025 tillsynsbegäran.docx
@@ -665,7 +665,7 @@
     <w:r>
       <w:tab/>
       <w:tab/>
-      <w:t>2025-05-03</w:t>
+      <w:t>2025-05-04</w:t>
       <w:br/>
       <w:br/>
     </w:r>

--- a/tillsyn/A 6752-2025 tillsynsbegäran.docx
+++ b/tillsyn/A 6752-2025 tillsynsbegäran.docx
@@ -665,7 +665,7 @@
     <w:r>
       <w:tab/>
       <w:tab/>
-      <w:t>2025-05-04</w:t>
+      <w:t>2025-05-06</w:t>
       <w:br/>
       <w:br/>
     </w:r>

--- a/tillsyn/A 6752-2025 tillsynsbegäran.docx
+++ b/tillsyn/A 6752-2025 tillsynsbegäran.docx
@@ -665,7 +665,7 @@
     <w:r>
       <w:tab/>
       <w:tab/>
-      <w:t>2025-05-06</w:t>
+      <w:t>2025-05-07</w:t>
       <w:br/>
       <w:br/>
     </w:r>

--- a/tillsyn/A 6752-2025 tillsynsbegäran.docx
+++ b/tillsyn/A 6752-2025 tillsynsbegäran.docx
@@ -665,7 +665,7 @@
     <w:r>
       <w:tab/>
       <w:tab/>
-      <w:t>2025-05-07</w:t>
+      <w:t>2025-05-08</w:t>
       <w:br/>
       <w:br/>
     </w:r>

--- a/tillsyn/A 6752-2025 tillsynsbegäran.docx
+++ b/tillsyn/A 6752-2025 tillsynsbegäran.docx
@@ -665,7 +665,7 @@
     <w:r>
       <w:tab/>
       <w:tab/>
-      <w:t>2025-05-08</w:t>
+      <w:t>2025-05-09</w:t>
       <w:br/>
       <w:br/>
     </w:r>

--- a/tillsyn/A 6752-2025 tillsynsbegäran.docx
+++ b/tillsyn/A 6752-2025 tillsynsbegäran.docx
@@ -665,7 +665,7 @@
     <w:r>
       <w:tab/>
       <w:tab/>
-      <w:t>2025-05-09</w:t>
+      <w:t>2025-05-10</w:t>
       <w:br/>
       <w:br/>
     </w:r>

--- a/tillsyn/A 6752-2025 tillsynsbegäran.docx
+++ b/tillsyn/A 6752-2025 tillsynsbegäran.docx
@@ -665,7 +665,7 @@
     <w:r>
       <w:tab/>
       <w:tab/>
-      <w:t>2025-05-10</w:t>
+      <w:t>2025-05-11</w:t>
       <w:br/>
       <w:br/>
     </w:r>

--- a/tillsyn/A 6752-2025 tillsynsbegäran.docx
+++ b/tillsyn/A 6752-2025 tillsynsbegäran.docx
@@ -665,7 +665,7 @@
     <w:r>
       <w:tab/>
       <w:tab/>
-      <w:t>2025-05-11</w:t>
+      <w:t>2025-05-12</w:t>
       <w:br/>
       <w:br/>
     </w:r>

--- a/tillsyn/A 6752-2025 tillsynsbegäran.docx
+++ b/tillsyn/A 6752-2025 tillsynsbegäran.docx
@@ -665,7 +665,7 @@
     <w:r>
       <w:tab/>
       <w:tab/>
-      <w:t>2025-05-12</w:t>
+      <w:t>2025-05-13</w:t>
       <w:br/>
       <w:br/>
     </w:r>

--- a/tillsyn/A 6752-2025 tillsynsbegäran.docx
+++ b/tillsyn/A 6752-2025 tillsynsbegäran.docx
@@ -665,7 +665,7 @@
     <w:r>
       <w:tab/>
       <w:tab/>
-      <w:t>2025-05-13</w:t>
+      <w:t>2025-05-14</w:t>
       <w:br/>
       <w:br/>
     </w:r>

--- a/tillsyn/A 6752-2025 tillsynsbegäran.docx
+++ b/tillsyn/A 6752-2025 tillsynsbegäran.docx
@@ -665,7 +665,7 @@
     <w:r>
       <w:tab/>
       <w:tab/>
-      <w:t>2025-05-14</w:t>
+      <w:t>2025-05-15</w:t>
       <w:br/>
       <w:br/>
     </w:r>

--- a/tillsyn/A 6752-2025 tillsynsbegäran.docx
+++ b/tillsyn/A 6752-2025 tillsynsbegäran.docx
@@ -665,7 +665,7 @@
     <w:r>
       <w:tab/>
       <w:tab/>
-      <w:t>2025-05-15</w:t>
+      <w:t>2025-05-16</w:t>
       <w:br/>
       <w:br/>
     </w:r>

--- a/tillsyn/A 6752-2025 tillsynsbegäran.docx
+++ b/tillsyn/A 6752-2025 tillsynsbegäran.docx
@@ -665,7 +665,7 @@
     <w:r>
       <w:tab/>
       <w:tab/>
-      <w:t>2025-05-16</w:t>
+      <w:t>2025-05-17</w:t>
       <w:br/>
       <w:br/>
     </w:r>

--- a/tillsyn/A 6752-2025 tillsynsbegäran.docx
+++ b/tillsyn/A 6752-2025 tillsynsbegäran.docx
@@ -665,7 +665,7 @@
     <w:r>
       <w:tab/>
       <w:tab/>
-      <w:t>2025-05-17</w:t>
+      <w:t>2025-05-18</w:t>
       <w:br/>
       <w:br/>
     </w:r>

--- a/tillsyn/A 6752-2025 tillsynsbegäran.docx
+++ b/tillsyn/A 6752-2025 tillsynsbegäran.docx
@@ -665,7 +665,7 @@
     <w:r>
       <w:tab/>
       <w:tab/>
-      <w:t>2025-05-18</w:t>
+      <w:t>2025-05-19</w:t>
       <w:br/>
       <w:br/>
     </w:r>

--- a/tillsyn/A 6752-2025 tillsynsbegäran.docx
+++ b/tillsyn/A 6752-2025 tillsynsbegäran.docx
@@ -665,7 +665,7 @@
     <w:r>
       <w:tab/>
       <w:tab/>
-      <w:t>2025-05-19</w:t>
+      <w:t>2025-05-20</w:t>
       <w:br/>
       <w:br/>
     </w:r>

--- a/tillsyn/A 6752-2025 tillsynsbegäran.docx
+++ b/tillsyn/A 6752-2025 tillsynsbegäran.docx
@@ -665,7 +665,7 @@
     <w:r>
       <w:tab/>
       <w:tab/>
-      <w:t>2025-05-20</w:t>
+      <w:t>2025-05-21</w:t>
       <w:br/>
       <w:br/>
     </w:r>

--- a/tillsyn/A 6752-2025 tillsynsbegäran.docx
+++ b/tillsyn/A 6752-2025 tillsynsbegäran.docx
@@ -88,6 +88,17 @@
       </w:pPr>
       <w:r>
         <w:t>Figur 1. Fyndplatser för naturvårdsarter i det avverkningsanmälda området (röd linje). Markörer utan svart kant är placerade på fyndplatsen. Markörer med svart kant är placerade vid sidan av fyndplatsen och har ett svart streck som visar fyndplatsens exakta position. Kartans mittpunktskoordinat är N 6710619, E 517633 i SWEREF 99 TM.</w:t>
+      </w:r>
+    </w:p>
+    <w:p>
+      <w:r>
+        <w:rPr>
+          <w:b/>
+        </w:rPr>
+        <w:t xml:space="preserve">Blomkålssvamp </w:t>
+      </w:r>
+      <w:r>
+        <w:t>är en parasit och vednedbrytare som växer på rötter och basala stamdelar av tall, enstaka gånger även på lärk och gran. Träden är oftast mycket gamla, gärna 150–200 år eller äldre. När blomkålssvamp påträffas i skogslandskapet signalerar den vanligtvis skyddsvärda tallbestånd med höga naturvärden. Den är då främst knuten till gamla skogar, oftast tallnaturskogar och olika restbiotoper där det förekommer biologiskt gamla träd. Samtliga tallar med blomkålssvamp bör klassas som naturvårdsträd och lämnas som framtida ”evighetsträd” (Nitare &amp; Skogsstyrelsen, 2019).</w:t>
       </w:r>
     </w:p>
     <w:p>
@@ -665,7 +676,7 @@
     <w:r>
       <w:tab/>
       <w:tab/>
-      <w:t>2025-05-21</w:t>
+      <w:t>2025-05-22</w:t>
       <w:br/>
       <w:br/>
     </w:r>

--- a/tillsyn/A 6752-2025 tillsynsbegäran.docx
+++ b/tillsyn/A 6752-2025 tillsynsbegäran.docx
@@ -676,7 +676,7 @@
     <w:r>
       <w:tab/>
       <w:tab/>
-      <w:t>2025-05-22</w:t>
+      <w:t>2025-05-23</w:t>
       <w:br/>
       <w:br/>
     </w:r>

--- a/tillsyn/A 6752-2025 tillsynsbegäran.docx
+++ b/tillsyn/A 6752-2025 tillsynsbegäran.docx
@@ -676,7 +676,7 @@
     <w:r>
       <w:tab/>
       <w:tab/>
-      <w:t>2025-05-23</w:t>
+      <w:t>2025-05-24</w:t>
       <w:br/>
       <w:br/>
     </w:r>

--- a/tillsyn/A 6752-2025 tillsynsbegäran.docx
+++ b/tillsyn/A 6752-2025 tillsynsbegäran.docx
@@ -676,7 +676,7 @@
     <w:r>
       <w:tab/>
       <w:tab/>
-      <w:t>2025-05-24</w:t>
+      <w:t>2025-05-25</w:t>
       <w:br/>
       <w:br/>
     </w:r>

--- a/tillsyn/A 6752-2025 tillsynsbegäran.docx
+++ b/tillsyn/A 6752-2025 tillsynsbegäran.docx
@@ -676,7 +676,7 @@
     <w:r>
       <w:tab/>
       <w:tab/>
-      <w:t>2025-05-25</w:t>
+      <w:t>2025-05-26</w:t>
       <w:br/>
       <w:br/>
     </w:r>

--- a/tillsyn/A 6752-2025 tillsynsbegäran.docx
+++ b/tillsyn/A 6752-2025 tillsynsbegäran.docx
@@ -676,7 +676,7 @@
     <w:r>
       <w:tab/>
       <w:tab/>
-      <w:t>2025-05-26</w:t>
+      <w:t>2025-05-27</w:t>
       <w:br/>
       <w:br/>
     </w:r>

--- a/tillsyn/A 6752-2025 tillsynsbegäran.docx
+++ b/tillsyn/A 6752-2025 tillsynsbegäran.docx
@@ -676,7 +676,7 @@
     <w:r>
       <w:tab/>
       <w:tab/>
-      <w:t>2025-05-27</w:t>
+      <w:t>2025-05-30</w:t>
       <w:br/>
       <w:br/>
     </w:r>

--- a/tillsyn/A 6752-2025 tillsynsbegäran.docx
+++ b/tillsyn/A 6752-2025 tillsynsbegäran.docx
@@ -676,7 +676,7 @@
     <w:r>
       <w:tab/>
       <w:tab/>
-      <w:t>2025-05-30</w:t>
+      <w:t>2025-06-01</w:t>
       <w:br/>
       <w:br/>
     </w:r>

--- a/tillsyn/A 6752-2025 tillsynsbegäran.docx
+++ b/tillsyn/A 6752-2025 tillsynsbegäran.docx
@@ -676,7 +676,7 @@
     <w:r>
       <w:tab/>
       <w:tab/>
-      <w:t>2025-06-01</w:t>
+      <w:t>2025-06-02</w:t>
       <w:br/>
       <w:br/>
     </w:r>

--- a/tillsyn/A 6752-2025 tillsynsbegäran.docx
+++ b/tillsyn/A 6752-2025 tillsynsbegäran.docx
@@ -676,7 +676,7 @@
     <w:r>
       <w:tab/>
       <w:tab/>
-      <w:t>2025-06-02</w:t>
+      <w:t>2025-06-03</w:t>
       <w:br/>
       <w:br/>
     </w:r>

--- a/tillsyn/A 6752-2025 tillsynsbegäran.docx
+++ b/tillsyn/A 6752-2025 tillsynsbegäran.docx
@@ -676,7 +676,7 @@
     <w:r>
       <w:tab/>
       <w:tab/>
-      <w:t>2025-06-03</w:t>
+      <w:t>2025-06-04</w:t>
       <w:br/>
       <w:br/>
     </w:r>

--- a/tillsyn/A 6752-2025 tillsynsbegäran.docx
+++ b/tillsyn/A 6752-2025 tillsynsbegäran.docx
@@ -676,7 +676,7 @@
     <w:r>
       <w:tab/>
       <w:tab/>
-      <w:t>2025-06-04</w:t>
+      <w:t>2025-06-05</w:t>
       <w:br/>
       <w:br/>
     </w:r>

--- a/tillsyn/A 6752-2025 tillsynsbegäran.docx
+++ b/tillsyn/A 6752-2025 tillsynsbegäran.docx
@@ -676,7 +676,7 @@
     <w:r>
       <w:tab/>
       <w:tab/>
-      <w:t>2025-06-05</w:t>
+      <w:t>2025-06-13</w:t>
       <w:br/>
       <w:br/>
     </w:r>

--- a/tillsyn/A 6752-2025 tillsynsbegäran.docx
+++ b/tillsyn/A 6752-2025 tillsynsbegäran.docx
@@ -676,7 +676,7 @@
     <w:r>
       <w:tab/>
       <w:tab/>
-      <w:t>2025-06-13</w:t>
+      <w:t>2025-06-15</w:t>
       <w:br/>
       <w:br/>
     </w:r>

--- a/tillsyn/A 6752-2025 tillsynsbegäran.docx
+++ b/tillsyn/A 6752-2025 tillsynsbegäran.docx
@@ -676,7 +676,7 @@
     <w:r>
       <w:tab/>
       <w:tab/>
-      <w:t>2025-06-15</w:t>
+      <w:t>2025-06-16</w:t>
       <w:br/>
       <w:br/>
     </w:r>

--- a/tillsyn/A 6752-2025 tillsynsbegäran.docx
+++ b/tillsyn/A 6752-2025 tillsynsbegäran.docx
@@ -676,7 +676,7 @@
     <w:r>
       <w:tab/>
       <w:tab/>
-      <w:t>2025-06-16</w:t>
+      <w:t>2025-06-17</w:t>
       <w:br/>
       <w:br/>
     </w:r>

--- a/tillsyn/A 6752-2025 tillsynsbegäran.docx
+++ b/tillsyn/A 6752-2025 tillsynsbegäran.docx
@@ -676,7 +676,7 @@
     <w:r>
       <w:tab/>
       <w:tab/>
-      <w:t>2025-06-17</w:t>
+      <w:t>2025-06-18</w:t>
       <w:br/>
       <w:br/>
     </w:r>

--- a/tillsyn/A 6752-2025 tillsynsbegäran.docx
+++ b/tillsyn/A 6752-2025 tillsynsbegäran.docx
@@ -676,7 +676,7 @@
     <w:r>
       <w:tab/>
       <w:tab/>
-      <w:t>2025-06-18</w:t>
+      <w:t>2025-06-19</w:t>
       <w:br/>
       <w:br/>
     </w:r>

--- a/tillsyn/A 6752-2025 tillsynsbegäran.docx
+++ b/tillsyn/A 6752-2025 tillsynsbegäran.docx
@@ -676,7 +676,7 @@
     <w:r>
       <w:tab/>
       <w:tab/>
-      <w:t>2025-06-19</w:t>
+      <w:t>2025-06-20</w:t>
       <w:br/>
       <w:br/>
     </w:r>

--- a/tillsyn/A 6752-2025 tillsynsbegäran.docx
+++ b/tillsyn/A 6752-2025 tillsynsbegäran.docx
@@ -676,7 +676,7 @@
     <w:r>
       <w:tab/>
       <w:tab/>
-      <w:t>2025-06-20</w:t>
+      <w:t>2025-06-21</w:t>
       <w:br/>
       <w:br/>
     </w:r>

--- a/tillsyn/A 6752-2025 tillsynsbegäran.docx
+++ b/tillsyn/A 6752-2025 tillsynsbegäran.docx
@@ -676,7 +676,7 @@
     <w:r>
       <w:tab/>
       <w:tab/>
-      <w:t>2025-06-21</w:t>
+      <w:t>2025-06-22</w:t>
       <w:br/>
       <w:br/>
     </w:r>

--- a/tillsyn/A 6752-2025 tillsynsbegäran.docx
+++ b/tillsyn/A 6752-2025 tillsynsbegäran.docx
@@ -676,7 +676,7 @@
     <w:r>
       <w:tab/>
       <w:tab/>
-      <w:t>2025-06-22</w:t>
+      <w:t>2025-06-23</w:t>
       <w:br/>
       <w:br/>
     </w:r>

--- a/tillsyn/A 6752-2025 tillsynsbegäran.docx
+++ b/tillsyn/A 6752-2025 tillsynsbegäran.docx
@@ -676,7 +676,7 @@
     <w:r>
       <w:tab/>
       <w:tab/>
-      <w:t>2025-06-23</w:t>
+      <w:t>2025-06-24</w:t>
       <w:br/>
       <w:br/>
     </w:r>

--- a/tillsyn/A 6752-2025 tillsynsbegäran.docx
+++ b/tillsyn/A 6752-2025 tillsynsbegäran.docx
@@ -676,7 +676,7 @@
     <w:r>
       <w:tab/>
       <w:tab/>
-      <w:t>2025-06-24</w:t>
+      <w:t>2025-06-25</w:t>
       <w:br/>
       <w:br/>
     </w:r>

--- a/tillsyn/A 6752-2025 tillsynsbegäran.docx
+++ b/tillsyn/A 6752-2025 tillsynsbegäran.docx
@@ -676,7 +676,7 @@
     <w:r>
       <w:tab/>
       <w:tab/>
-      <w:t>2025-06-25</w:t>
+      <w:t>2025-06-26</w:t>
       <w:br/>
       <w:br/>
     </w:r>

--- a/tillsyn/A 6752-2025 tillsynsbegäran.docx
+++ b/tillsyn/A 6752-2025 tillsynsbegäran.docx
@@ -676,7 +676,7 @@
     <w:r>
       <w:tab/>
       <w:tab/>
-      <w:t>2025-06-26</w:t>
+      <w:t>2025-06-27</w:t>
       <w:br/>
       <w:br/>
     </w:r>

--- a/tillsyn/A 6752-2025 tillsynsbegäran.docx
+++ b/tillsyn/A 6752-2025 tillsynsbegäran.docx
@@ -676,7 +676,7 @@
     <w:r>
       <w:tab/>
       <w:tab/>
-      <w:t>2025-06-27</w:t>
+      <w:t>2025-06-28</w:t>
       <w:br/>
       <w:br/>
     </w:r>

--- a/tillsyn/A 6752-2025 tillsynsbegäran.docx
+++ b/tillsyn/A 6752-2025 tillsynsbegäran.docx
@@ -676,7 +676,7 @@
     <w:r>
       <w:tab/>
       <w:tab/>
-      <w:t>2025-06-28</w:t>
+      <w:t>2025-06-29</w:t>
       <w:br/>
       <w:br/>
     </w:r>

--- a/tillsyn/A 6752-2025 tillsynsbegäran.docx
+++ b/tillsyn/A 6752-2025 tillsynsbegäran.docx
@@ -676,7 +676,7 @@
     <w:r>
       <w:tab/>
       <w:tab/>
-      <w:t>2025-06-29</w:t>
+      <w:t>2025-06-30</w:t>
       <w:br/>
       <w:br/>
     </w:r>

--- a/tillsyn/A 6752-2025 tillsynsbegäran.docx
+++ b/tillsyn/A 6752-2025 tillsynsbegäran.docx
@@ -676,7 +676,7 @@
     <w:r>
       <w:tab/>
       <w:tab/>
-      <w:t>2025-06-30</w:t>
+      <w:t>2025-07-01</w:t>
       <w:br/>
       <w:br/>
     </w:r>

--- a/tillsyn/A 6752-2025 tillsynsbegäran.docx
+++ b/tillsyn/A 6752-2025 tillsynsbegäran.docx
@@ -676,7 +676,7 @@
     <w:r>
       <w:tab/>
       <w:tab/>
-      <w:t>2025-07-01</w:t>
+      <w:t>2025-07-02</w:t>
       <w:br/>
       <w:br/>
     </w:r>

--- a/tillsyn/A 6752-2025 tillsynsbegäran.docx
+++ b/tillsyn/A 6752-2025 tillsynsbegäran.docx
@@ -676,7 +676,7 @@
     <w:r>
       <w:tab/>
       <w:tab/>
-      <w:t>2025-07-02</w:t>
+      <w:t>2025-07-03</w:t>
       <w:br/>
       <w:br/>
     </w:r>

--- a/tillsyn/A 6752-2025 tillsynsbegäran.docx
+++ b/tillsyn/A 6752-2025 tillsynsbegäran.docx
@@ -676,7 +676,7 @@
     <w:r>
       <w:tab/>
       <w:tab/>
-      <w:t>2025-07-03</w:t>
+      <w:t>2025-07-04</w:t>
       <w:br/>
       <w:br/>
     </w:r>

--- a/tillsyn/A 6752-2025 tillsynsbegäran.docx
+++ b/tillsyn/A 6752-2025 tillsynsbegäran.docx
@@ -676,7 +676,7 @@
     <w:r>
       <w:tab/>
       <w:tab/>
-      <w:t>2025-07-04</w:t>
+      <w:t>2025-07-05</w:t>
       <w:br/>
       <w:br/>
     </w:r>

--- a/tillsyn/A 6752-2025 tillsynsbegäran.docx
+++ b/tillsyn/A 6752-2025 tillsynsbegäran.docx
@@ -676,7 +676,7 @@
     <w:r>
       <w:tab/>
       <w:tab/>
-      <w:t>2025-07-05</w:t>
+      <w:t>2025-07-06</w:t>
       <w:br/>
       <w:br/>
     </w:r>

--- a/tillsyn/A 6752-2025 tillsynsbegäran.docx
+++ b/tillsyn/A 6752-2025 tillsynsbegäran.docx
@@ -676,7 +676,7 @@
     <w:r>
       <w:tab/>
       <w:tab/>
-      <w:t>2025-07-06</w:t>
+      <w:t>2025-07-07</w:t>
       <w:br/>
       <w:br/>
     </w:r>

--- a/tillsyn/A 6752-2025 tillsynsbegäran.docx
+++ b/tillsyn/A 6752-2025 tillsynsbegäran.docx
@@ -676,7 +676,7 @@
     <w:r>
       <w:tab/>
       <w:tab/>
-      <w:t>2025-07-07</w:t>
+      <w:t>2025-07-08</w:t>
       <w:br/>
       <w:br/>
     </w:r>

--- a/tillsyn/A 6752-2025 tillsynsbegäran.docx
+++ b/tillsyn/A 6752-2025 tillsynsbegäran.docx
@@ -676,7 +676,7 @@
     <w:r>
       <w:tab/>
       <w:tab/>
-      <w:t>2025-07-08</w:t>
+      <w:t>2025-07-09</w:t>
       <w:br/>
       <w:br/>
     </w:r>

--- a/tillsyn/A 6752-2025 tillsynsbegäran.docx
+++ b/tillsyn/A 6752-2025 tillsynsbegäran.docx
@@ -676,7 +676,7 @@
     <w:r>
       <w:tab/>
       <w:tab/>
-      <w:t>2025-07-09</w:t>
+      <w:t>2025-07-11</w:t>
       <w:br/>
       <w:br/>
     </w:r>

--- a/tillsyn/A 6752-2025 tillsynsbegäran.docx
+++ b/tillsyn/A 6752-2025 tillsynsbegäran.docx
@@ -676,7 +676,7 @@
     <w:r>
       <w:tab/>
       <w:tab/>
-      <w:t>2025-07-11</w:t>
+      <w:t>2025-07-12</w:t>
       <w:br/>
       <w:br/>
     </w:r>

--- a/tillsyn/A 6752-2025 tillsynsbegäran.docx
+++ b/tillsyn/A 6752-2025 tillsynsbegäran.docx
@@ -676,7 +676,7 @@
     <w:r>
       <w:tab/>
       <w:tab/>
-      <w:t>2025-07-12</w:t>
+      <w:t>2025-07-13</w:t>
       <w:br/>
       <w:br/>
     </w:r>

--- a/tillsyn/A 6752-2025 tillsynsbegäran.docx
+++ b/tillsyn/A 6752-2025 tillsynsbegäran.docx
@@ -676,7 +676,7 @@
     <w:r>
       <w:tab/>
       <w:tab/>
-      <w:t>2025-07-13</w:t>
+      <w:t>2025-07-14</w:t>
       <w:br/>
       <w:br/>
     </w:r>

--- a/tillsyn/A 6752-2025 tillsynsbegäran.docx
+++ b/tillsyn/A 6752-2025 tillsynsbegäran.docx
@@ -714,7 +714,7 @@
     <w:r>
       <w:tab/>
       <w:tab/>
-      <w:t>2025-08-06</w:t>
+      <w:t>2025-08-09</w:t>
       <w:br/>
       <w:br/>
     </w:r>
